--- a/media/R4444/output_dir/反向需求规格追踪表.docx
+++ b/media/R4444/output_dir/反向需求规格追踪表.docx
@@ -1,6 +1,6 @@
 
 <file path=word/document.xml><?xml version="1.0" encoding="utf-8"?>
-<w:document xmlns:wpc="http://schemas.microsoft.com/office/word/2010/wordprocessingCanvas" xmlns:cx="http://schemas.microsoft.com/office/drawing/2014/chartex" xmlns:cx1="http://schemas.microsoft.com/office/drawing/2015/9/8/chartex" xmlns:cx2="http://schemas.microsoft.com/office/drawing/2015/10/21/chartex" xmlns:cx3="http://schemas.microsoft.com/office/drawing/2016/5/9/chartex" xmlns:cx4="http://schemas.microsoft.com/office/drawing/2016/5/10/chartex" xmlns:cx5="http://schemas.microsoft.com/office/drawing/2016/5/11/chartex" xmlns:cx6="http://schemas.microsoft.com/office/drawing/2016/5/12/chartex" xmlns:cx7="http://schemas.microsoft.com/office/drawing/2016/5/13/chartex" xmlns:cx8="http://schemas.microsoft.com/office/drawing/2016/5/14/chartex" xmlns:mc="http://schemas.openxmlformats.org/markup-compatibility/2006" xmlns:aink="http://schemas.microsoft.com/office/drawing/2016/ink" xmlns:am3d="http://schemas.microsoft.com/office/drawing/2017/model3d" xmlns:o="urn:schemas-microsoft-com:office:office" xmlns:oel="http://schemas.microsoft.com/office/2019/extlst" xmlns:r="http://schemas.openxmlformats.org/officeDocument/2006/relationships" xmlns:m="http://schemas.openxmlformats.org/officeDocument/2006/math" xmlns:v="urn:schemas-microsoft-com:vml" xmlns:wp14="http://schemas.microsoft.com/office/word/2010/wordprocessingDrawing" xmlns:wp="http://schemas.openxmlformats.org/drawingml/2006/wordprocessingDrawing" xmlns:w10="urn:schemas-microsoft-com:office:word" xmlns:w="http://schemas.openxmlformats.org/wordprocessingml/2006/main" xmlns:w14="http://schemas.microsoft.com/office/word/2010/wordml" xmlns:w15="http://schemas.microsoft.com/office/word/2012/wordml" xmlns:w16cex="http://schemas.microsoft.com/office/word/2018/wordml/cex" xmlns:w16cid="http://schemas.microsoft.com/office/word/2016/wordml/cid" xmlns:w16="http://schemas.microsoft.com/office/word/2018/wordml" xmlns:w16sdtdh="http://schemas.microsoft.com/office/word/2020/wordml/sdtdatahash" xmlns:w16se="http://schemas.microsoft.com/office/word/2015/wordml/symex" xmlns:wpg="http://schemas.microsoft.com/office/word/2010/wordprocessingGroup" xmlns:wpi="http://schemas.microsoft.com/office/word/2010/wordprocessingInk" xmlns:wne="http://schemas.microsoft.com/office/word/2006/wordml" xmlns:wps="http://schemas.microsoft.com/office/word/2010/wordprocessingShape" mc:Ignorable="w14 w15 w16se w16cid w16 w16cex w16sdtdh wp14">
+<w:document xmlns:wpc="http://schemas.microsoft.com/office/word/2010/wordprocessingCanvas" xmlns:cx="http://schemas.microsoft.com/office/drawing/2014/chartex" xmlns:cx1="http://schemas.microsoft.com/office/drawing/2015/9/8/chartex" xmlns:cx2="http://schemas.microsoft.com/office/drawing/2015/10/21/chartex" xmlns:cx3="http://schemas.microsoft.com/office/drawing/2016/5/9/chartex" xmlns:cx4="http://schemas.microsoft.com/office/drawing/2016/5/10/chartex" xmlns:cx5="http://schemas.microsoft.com/office/drawing/2016/5/11/chartex" xmlns:cx6="http://schemas.microsoft.com/office/drawing/2016/5/12/chartex" xmlns:cx7="http://schemas.microsoft.com/office/drawing/2016/5/13/chartex" xmlns:cx8="http://schemas.microsoft.com/office/drawing/2016/5/14/chartex" xmlns:mc="http://schemas.openxmlformats.org/markup-compatibility/2006" xmlns:aink="http://schemas.microsoft.com/office/drawing/2016/ink" xmlns:am3d="http://schemas.microsoft.com/office/drawing/2017/model3d" xmlns:o="urn:schemas-microsoft-com:office:office" xmlns:oel="http://schemas.microsoft.com/office/2019/extlst" xmlns:r="http://schemas.openxmlformats.org/officeDocument/2006/relationships" xmlns:m="http://schemas.openxmlformats.org/officeDocument/2006/math" xmlns:v="urn:schemas-microsoft-com:vml" xmlns:wp14="http://schemas.microsoft.com/office/word/2010/wordprocessingDrawing" xmlns:wp="http://schemas.openxmlformats.org/drawingml/2006/wordprocessingDrawing" xmlns:w10="urn:schemas-microsoft-com:office:word" xmlns:w="http://schemas.openxmlformats.org/wordprocessingml/2006/main" xmlns:w14="http://schemas.microsoft.com/office/word/2010/wordml" xmlns:w15="http://schemas.microsoft.com/office/word/2012/wordml" xmlns:w16cex="http://schemas.microsoft.com/office/word/2018/wordml/cex" xmlns:w16cid="http://schemas.microsoft.com/office/word/2016/wordml/cid" xmlns:w16="http://schemas.microsoft.com/office/word/2018/wordml" xmlns:w16du="http://schemas.microsoft.com/office/word/2023/wordml/word16du" xmlns:w16sdtdh="http://schemas.microsoft.com/office/word/2020/wordml/sdtdatahash" xmlns:w16se="http://schemas.microsoft.com/office/word/2015/wordml/symex" xmlns:wpg="http://schemas.microsoft.com/office/word/2010/wordprocessingGroup" xmlns:wpi="http://schemas.microsoft.com/office/word/2010/wordprocessingInk" xmlns:wne="http://schemas.microsoft.com/office/word/2006/wordml" xmlns:wps="http://schemas.microsoft.com/office/word/2010/wordprocessingShape" mc:Ignorable="w14 w15 w16se w16cid w16 w16cex w16sdtdh w16du wp14">
   <w:body>
     <w:p>
       <w:pPr>
@@ -36,7 +36,7 @@
     </w:p>
     <w:tbl>
       <w:tblPr>
-        <w:tblW w:w="0" w:type="auto"/>
+        <w:tblW w:w="5000" w:type="pct"/>
         <w:tblBorders>
           <w:top w:val="single" w:sz="12" w:space="0" w:color="auto"/>
           <w:left w:val="single" w:sz="12" w:space="0" w:color="auto"/>
@@ -45,7 +45,6 @@
           <w:insideH w:val="single" w:sz="6" w:space="0" w:color="auto"/>
           <w:insideV w:val="single" w:sz="6" w:space="0" w:color="auto"/>
         </w:tblBorders>
-        <w:tblLayout w:type="fixed"/>
         <w:tblCellMar>
           <w:top w:w="57" w:type="dxa"/>
           <w:bottom w:w="57" w:type="dxa"/>
@@ -53,12 +52,12 @@
         <w:tblLook w:val="0000" w:firstRow="0" w:lastRow="0" w:firstColumn="0" w:lastColumn="0" w:noHBand="0" w:noVBand="0"/>
       </w:tblPr>
       <w:tblGrid>
-        <w:gridCol w:w="573"/>
-        <w:gridCol w:w="953"/>
-        <w:gridCol w:w="1805"/>
-        <w:gridCol w:w="1733"/>
-        <w:gridCol w:w="1336"/>
-        <w:gridCol w:w="2122"/>
+        <w:gridCol w:w="417"/>
+        <w:gridCol w:w="1595"/>
+        <w:gridCol w:w="1440"/>
+        <w:gridCol w:w="1407"/>
+        <w:gridCol w:w="2168"/>
+        <w:gridCol w:w="2013"/>
       </w:tblGrid>
       <w:tr>
         <w:trPr>
@@ -67,7 +66,7 @@
         </w:trPr>
         <w:tc>
           <w:tcPr>
-            <w:tcW w:w="5064" w:type="dxa"/>
+            <w:tcW w:w="2971" w:type="pct"/>
             <w:gridSpan w:val="4"/>
             <w:vAlign w:val="center"/>
           </w:tcPr>
@@ -78,7 +77,7 @@
               <w:adjustRightInd w:val="0"/>
               <w:jc w:val="center"/>
               <w:rPr>
-                <w:rFonts w:ascii="黑体" w:eastAsia="黑体" w:hAnsi="黑体"/>
+                <w:rFonts w:ascii="黑体" w:eastAsia="黑体" w:hAnsi="黑体" w:hint="eastAsia"/>
                 <w:szCs w:val="21"/>
               </w:rPr>
             </w:pPr>
@@ -93,7 +92,7 @@
         </w:tc>
         <w:tc>
           <w:tcPr>
-            <w:tcW w:w="3458" w:type="dxa"/>
+            <w:tcW w:w="2029" w:type="pct"/>
             <w:gridSpan w:val="2"/>
             <w:vAlign w:val="center"/>
           </w:tcPr>
@@ -104,7 +103,7 @@
               <w:adjustRightInd w:val="0"/>
               <w:jc w:val="center"/>
               <w:rPr>
-                <w:rFonts w:ascii="黑体" w:eastAsia="黑体" w:hAnsi="黑体"/>
+                <w:rFonts w:ascii="黑体" w:eastAsia="黑体" w:hAnsi="黑体" w:hint="eastAsia"/>
                 <w:szCs w:val="21"/>
               </w:rPr>
             </w:pPr>
@@ -125,7 +124,7 @@
         </w:trPr>
         <w:tc>
           <w:tcPr>
-            <w:tcW w:w="573" w:type="dxa"/>
+            <w:tcW w:w="336" w:type="pct"/>
             <w:vAlign w:val="center"/>
           </w:tcPr>
           <w:p>
@@ -135,7 +134,7 @@
               <w:adjustRightInd w:val="0"/>
               <w:jc w:val="center"/>
               <w:rPr>
-                <w:rFonts w:ascii="黑体" w:eastAsia="黑体" w:hAnsi="黑体"/>
+                <w:rFonts w:ascii="黑体" w:eastAsia="黑体" w:hAnsi="黑体" w:hint="eastAsia"/>
                 <w:szCs w:val="21"/>
               </w:rPr>
             </w:pPr>
@@ -150,7 +149,7 @@
         </w:tc>
         <w:tc>
           <w:tcPr>
-            <w:tcW w:w="953" w:type="dxa"/>
+            <w:tcW w:w="559" w:type="pct"/>
             <w:vAlign w:val="center"/>
           </w:tcPr>
           <w:p>
@@ -160,7 +159,7 @@
               <w:adjustRightInd w:val="0"/>
               <w:jc w:val="center"/>
               <w:rPr>
-                <w:rFonts w:ascii="黑体" w:eastAsia="黑体" w:hAnsi="黑体"/>
+                <w:rFonts w:ascii="黑体" w:eastAsia="黑体" w:hAnsi="黑体" w:hint="eastAsia"/>
                 <w:szCs w:val="21"/>
               </w:rPr>
             </w:pPr>
@@ -175,7 +174,7 @@
         </w:tc>
         <w:tc>
           <w:tcPr>
-            <w:tcW w:w="1805" w:type="dxa"/>
+            <w:tcW w:w="1059" w:type="pct"/>
             <w:vAlign w:val="center"/>
           </w:tcPr>
           <w:p>
@@ -185,7 +184,7 @@
               <w:adjustRightInd w:val="0"/>
               <w:jc w:val="center"/>
               <w:rPr>
-                <w:rFonts w:ascii="黑体" w:eastAsia="黑体" w:hAnsi="黑体"/>
+                <w:rFonts w:ascii="黑体" w:eastAsia="黑体" w:hAnsi="黑体" w:hint="eastAsia"/>
                 <w:szCs w:val="21"/>
               </w:rPr>
             </w:pPr>
@@ -200,7 +199,7 @@
         </w:tc>
         <w:tc>
           <w:tcPr>
-            <w:tcW w:w="1733" w:type="dxa"/>
+            <w:tcW w:w="1017" w:type="pct"/>
             <w:vAlign w:val="center"/>
           </w:tcPr>
           <w:p>
@@ -210,7 +209,7 @@
               <w:adjustRightInd w:val="0"/>
               <w:jc w:val="center"/>
               <w:rPr>
-                <w:rFonts w:ascii="黑体" w:eastAsia="黑体" w:hAnsi="黑体"/>
+                <w:rFonts w:ascii="黑体" w:eastAsia="黑体" w:hAnsi="黑体" w:hint="eastAsia"/>
                 <w:szCs w:val="21"/>
               </w:rPr>
             </w:pPr>
@@ -225,7 +224,7 @@
         </w:tc>
         <w:tc>
           <w:tcPr>
-            <w:tcW w:w="1336" w:type="dxa"/>
+            <w:tcW w:w="784" w:type="pct"/>
             <w:vAlign w:val="center"/>
           </w:tcPr>
           <w:p>
@@ -235,7 +234,7 @@
               <w:adjustRightInd w:val="0"/>
               <w:jc w:val="center"/>
               <w:rPr>
-                <w:rFonts w:ascii="黑体" w:eastAsia="黑体" w:hAnsi="黑体"/>
+                <w:rFonts w:ascii="黑体" w:eastAsia="黑体" w:hAnsi="黑体" w:hint="eastAsia"/>
                 <w:szCs w:val="21"/>
               </w:rPr>
             </w:pPr>
@@ -250,7 +249,7 @@
         </w:tc>
         <w:tc>
           <w:tcPr>
-            <w:tcW w:w="2122" w:type="dxa"/>
+            <w:tcW w:w="1245" w:type="pct"/>
             <w:vAlign w:val="center"/>
           </w:tcPr>
           <w:p>
@@ -260,7 +259,7 @@
               <w:adjustRightInd w:val="0"/>
               <w:jc w:val="center"/>
               <w:rPr>
-                <w:rFonts w:ascii="黑体" w:eastAsia="黑体" w:hAnsi="黑体"/>
+                <w:rFonts w:ascii="黑体" w:eastAsia="黑体" w:hAnsi="黑体" w:hint="eastAsia"/>
                 <w:szCs w:val="21"/>
               </w:rPr>
             </w:pPr>
@@ -280,7 +279,7 @@
         </w:trPr>
         <w:tc>
           <w:tcPr>
-            <w:tcW w:w="573" w:type="dxa"/>
+            <w:tcW w:w="336" w:type="pct"/>
             <w:vAlign w:val="center"/>
           </w:tcPr>
           <w:p>
@@ -299,7 +298,7 @@
         </w:tc>
         <w:tc>
           <w:tcPr>
-            <w:tcW w:w="953" w:type="dxa"/>
+            <w:tcW w:w="559" w:type="pct"/>
             <w:vAlign w:val="center"/>
           </w:tcPr>
           <w:p>
@@ -313,7 +312,7 @@
         </w:tc>
         <w:tc>
           <w:tcPr>
-            <w:tcW w:w="1805" w:type="dxa"/>
+            <w:tcW w:w="1059" w:type="pct"/>
             <w:vAlign w:val="center"/>
           </w:tcPr>
           <w:p>
@@ -327,7 +326,7 @@
         </w:tc>
         <w:tc>
           <w:tcPr>
-            <w:tcW w:w="1733" w:type="dxa"/>
+            <w:tcW w:w="1017" w:type="pct"/>
             <w:vAlign w:val="center"/>
           </w:tcPr>
           <w:p>
@@ -341,7 +340,7 @@
         </w:tc>
         <w:tc>
           <w:tcPr>
-            <w:tcW w:w="1336" w:type="dxa"/>
+            <w:tcW w:w="784" w:type="pct"/>
             <w:vAlign w:val="center"/>
           </w:tcPr>
           <w:p>
@@ -355,7 +354,7 @@
         </w:tc>
         <w:tc>
           <w:tcPr>
-            <w:tcW w:w="2122" w:type="dxa"/>
+            <w:tcW w:w="1245" w:type="pct"/>
             <w:vAlign w:val="center"/>
           </w:tcPr>
           <w:p>
@@ -374,7 +373,7 @@
         </w:trPr>
         <w:tc>
           <w:tcPr>
-            <w:tcW w:w="573" w:type="dxa"/>
+            <w:tcW w:w="336" w:type="pct"/>
             <w:vAlign w:val="center"/>
           </w:tcPr>
           <w:p>
@@ -393,7 +392,7 @@
         </w:tc>
         <w:tc>
           <w:tcPr>
-            <w:tcW w:w="953" w:type="dxa"/>
+            <w:tcW w:w="559" w:type="pct"/>
             <w:vAlign w:val="center"/>
           </w:tcPr>
           <w:p>
@@ -407,7 +406,7 @@
         </w:tc>
         <w:tc>
           <w:tcPr>
-            <w:tcW w:w="1805" w:type="dxa"/>
+            <w:tcW w:w="1059" w:type="pct"/>
             <w:vAlign w:val="center"/>
           </w:tcPr>
           <w:p>
@@ -415,13 +414,13 @@
               <w:rPr>
                 <w:rFonts w:hint="eastAsia"/>
               </w:rPr>
-              <w:t xml:space="preserve">代码审查</w:t>
+              <w:t xml:space="preserve">代码审查111</w:t>
             </w:r>
           </w:p>
         </w:tc>
         <w:tc>
           <w:tcPr>
-            <w:tcW w:w="1733" w:type="dxa"/>
+            <w:tcW w:w="1017" w:type="pct"/>
             <w:vAlign w:val="center"/>
           </w:tcPr>
           <w:p>
@@ -435,7 +434,7 @@
         </w:tc>
         <w:tc>
           <w:tcPr>
-            <w:tcW w:w="1336" w:type="dxa"/>
+            <w:tcW w:w="784" w:type="pct"/>
             <w:vAlign w:val="center"/>
           </w:tcPr>
           <w:p>
@@ -449,7 +448,7 @@
         </w:tc>
         <w:tc>
           <w:tcPr>
-            <w:tcW w:w="2122" w:type="dxa"/>
+            <w:tcW w:w="1245" w:type="pct"/>
             <w:vAlign w:val="center"/>
           </w:tcPr>
           <w:p>
@@ -468,7 +467,7 @@
         </w:trPr>
         <w:tc>
           <w:tcPr>
-            <w:tcW w:w="573" w:type="dxa"/>
+            <w:tcW w:w="336" w:type="pct"/>
             <w:vAlign w:val="center"/>
           </w:tcPr>
           <w:p>
@@ -487,7 +486,7 @@
         </w:tc>
         <w:tc>
           <w:tcPr>
-            <w:tcW w:w="953" w:type="dxa"/>
+            <w:tcW w:w="559" w:type="pct"/>
             <w:vAlign w:val="center"/>
           </w:tcPr>
           <w:p>
@@ -501,7 +500,7 @@
         </w:tc>
         <w:tc>
           <w:tcPr>
-            <w:tcW w:w="1805" w:type="dxa"/>
+            <w:tcW w:w="1059" w:type="pct"/>
             <w:vAlign w:val="center"/>
           </w:tcPr>
           <w:p>
@@ -509,13 +508,13 @@
               <w:rPr>
                 <w:rFonts w:hint="eastAsia"/>
               </w:rPr>
-              <w:t xml:space="preserve">文档审查</w:t>
+              <w:t xml:space="preserve">文档审查111</w:t>
             </w:r>
           </w:p>
         </w:tc>
         <w:tc>
           <w:tcPr>
-            <w:tcW w:w="1733" w:type="dxa"/>
+            <w:tcW w:w="1017" w:type="pct"/>
             <w:vAlign w:val="center"/>
           </w:tcPr>
           <w:p>
@@ -529,7 +528,7 @@
         </w:tc>
         <w:tc>
           <w:tcPr>
-            <w:tcW w:w="1336" w:type="dxa"/>
+            <w:tcW w:w="784" w:type="pct"/>
             <w:vAlign w:val="center"/>
           </w:tcPr>
           <w:p>
@@ -543,7 +542,7 @@
         </w:tc>
         <w:tc>
           <w:tcPr>
-            <w:tcW w:w="2122" w:type="dxa"/>
+            <w:tcW w:w="1245" w:type="pct"/>
             <w:vAlign w:val="center"/>
           </w:tcPr>
           <w:p>
@@ -552,6 +551,288 @@
                 <w:rFonts w:hint="eastAsia"/>
               </w:rPr>
               <w:t xml:space="preserve">/</w:t>
+            </w:r>
+          </w:p>
+        </w:tc>
+      </w:tr>
+      <w:tr>
+        <w:trPr>
+          <w:trHeight w:val="340"/>
+        </w:trPr>
+        <w:tc>
+          <w:tcPr>
+            <w:tcW w:w="336" w:type="pct"/>
+            <w:vAlign w:val="center"/>
+          </w:tcPr>
+          <w:p>
+            <w:pPr>
+              <w:numPr>
+                <w:ilvl w:val="0"/>
+                <w:numId w:val="63"/>
+              </w:numPr>
+              <w:jc w:val="center"/>
+              <w:rPr>
+                <w:b/>
+                <w:szCs w:val="21"/>
+              </w:rPr>
+            </w:pPr>
+          </w:p>
+        </w:tc>
+        <w:tc>
+          <w:tcPr>
+            <w:tcW w:w="559" w:type="pct"/>
+            <w:vAlign w:val="center"/>
+          </w:tcPr>
+          <w:p>
+            <w:r>
+              <w:rPr>
+                <w:rFonts w:hint="eastAsia"/>
+              </w:rPr>
+              <w:t xml:space="preserve">6.2.4.3</w:t>
+            </w:r>
+          </w:p>
+        </w:tc>
+        <w:tc>
+          <w:tcPr>
+            <w:tcW w:w="1059" w:type="pct"/>
+            <w:vAlign w:val="center"/>
+          </w:tcPr>
+          <w:p>
+            <w:r>
+              <w:rPr>
+                <w:rFonts w:hint="eastAsia"/>
+              </w:rPr>
+              <w:t xml:space="preserve">首轮测试项1号</w:t>
+            </w:r>
+          </w:p>
+        </w:tc>
+        <w:tc>
+          <w:tcPr>
+            <w:tcW w:w="1017" w:type="pct"/>
+            <w:vAlign w:val="center"/>
+          </w:tcPr>
+          <w:p>
+            <w:r>
+              <w:rPr>
+                <w:rFonts w:hint="eastAsia"/>
+              </w:rPr>
+              <w:t xml:space="preserve">XQ_FT_CCCC</w:t>
+            </w:r>
+          </w:p>
+        </w:tc>
+        <w:tc>
+          <w:tcPr>
+            <w:tcW w:w="784" w:type="pct"/>
+            <w:vAlign w:val="center"/>
+          </w:tcPr>
+          <w:p>
+            <w:r>
+              <w:rPr>
+                <w:rFonts w:hint="eastAsia"/>
+              </w:rPr>
+              <w:t xml:space="preserve">3.3.3</w:t>
+            </w:r>
+          </w:p>
+        </w:tc>
+        <w:tc>
+          <w:tcPr>
+            <w:tcW w:w="1245" w:type="pct"/>
+            <w:vAlign w:val="center"/>
+          </w:tcPr>
+          <w:p>
+            <w:r>
+              <w:rPr>
+                <w:rFonts w:hint="eastAsia"/>
+              </w:rPr>
+              <w:t xml:space="preserve">测试设计需求首轮哟</w:t>
+            </w:r>
+          </w:p>
+        </w:tc>
+      </w:tr>
+      <w:tr>
+        <w:trPr>
+          <w:trHeight w:val="340"/>
+        </w:trPr>
+        <w:tc>
+          <w:tcPr>
+            <w:tcW w:w="336" w:type="pct"/>
+            <w:vAlign w:val="center"/>
+          </w:tcPr>
+          <w:p>
+            <w:pPr>
+              <w:numPr>
+                <w:ilvl w:val="0"/>
+                <w:numId w:val="63"/>
+              </w:numPr>
+              <w:jc w:val="center"/>
+              <w:rPr>
+                <w:b/>
+                <w:szCs w:val="21"/>
+              </w:rPr>
+            </w:pPr>
+          </w:p>
+        </w:tc>
+        <w:tc>
+          <w:tcPr>
+            <w:tcW w:w="559" w:type="pct"/>
+            <w:vAlign w:val="center"/>
+          </w:tcPr>
+          <w:p>
+            <w:r>
+              <w:rPr>
+                <w:rFonts w:hint="eastAsia"/>
+              </w:rPr>
+              <w:t xml:space="preserve">6.2.4.4</w:t>
+            </w:r>
+          </w:p>
+        </w:tc>
+        <w:tc>
+          <w:tcPr>
+            <w:tcW w:w="1059" w:type="pct"/>
+            <w:vAlign w:val="center"/>
+          </w:tcPr>
+          <w:p>
+            <w:r>
+              <w:rPr>
+                <w:rFonts w:hint="eastAsia"/>
+              </w:rPr>
+              <w:t xml:space="preserve">某测试项</w:t>
+            </w:r>
+          </w:p>
+        </w:tc>
+        <w:tc>
+          <w:tcPr>
+            <w:tcW w:w="1017" w:type="pct"/>
+            <w:vAlign w:val="center"/>
+          </w:tcPr>
+          <w:p>
+            <w:r>
+              <w:rPr>
+                <w:rFonts w:hint="eastAsia"/>
+              </w:rPr>
+              <w:t xml:space="preserve">XQ_FT_PPPP</w:t>
+            </w:r>
+          </w:p>
+        </w:tc>
+        <w:tc>
+          <w:tcPr>
+            <w:tcW w:w="784" w:type="pct"/>
+            <w:vAlign w:val="center"/>
+          </w:tcPr>
+          <w:p>
+            <w:r>
+              <w:rPr>
+                <w:rFonts w:hint="eastAsia"/>
+              </w:rPr>
+              <w:t xml:space="preserve">3.3.3</w:t>
+            </w:r>
+          </w:p>
+        </w:tc>
+        <w:tc>
+          <w:tcPr>
+            <w:tcW w:w="1245" w:type="pct"/>
+            <w:vAlign w:val="center"/>
+          </w:tcPr>
+          <w:p>
+            <w:r>
+              <w:rPr>
+                <w:rFonts w:hint="eastAsia"/>
+              </w:rPr>
+              <w:t xml:space="preserve">测试设计需求首轮哟</w:t>
+            </w:r>
+          </w:p>
+        </w:tc>
+      </w:tr>
+      <w:tr>
+        <w:trPr>
+          <w:trHeight w:val="340"/>
+        </w:trPr>
+        <w:tc>
+          <w:tcPr>
+            <w:tcW w:w="336" w:type="pct"/>
+            <w:vAlign w:val="center"/>
+          </w:tcPr>
+          <w:p>
+            <w:pPr>
+              <w:numPr>
+                <w:ilvl w:val="0"/>
+                <w:numId w:val="63"/>
+              </w:numPr>
+              <w:jc w:val="center"/>
+              <w:rPr>
+                <w:b/>
+                <w:szCs w:val="21"/>
+              </w:rPr>
+            </w:pPr>
+          </w:p>
+        </w:tc>
+        <w:tc>
+          <w:tcPr>
+            <w:tcW w:w="559" w:type="pct"/>
+            <w:vAlign w:val="center"/>
+          </w:tcPr>
+          <w:p>
+            <w:r>
+              <w:rPr>
+                <w:rFonts w:hint="eastAsia"/>
+              </w:rPr>
+              <w:t xml:space="preserve">6.2.4.5</w:t>
+            </w:r>
+          </w:p>
+        </w:tc>
+        <w:tc>
+          <w:tcPr>
+            <w:tcW w:w="1059" w:type="pct"/>
+            <w:vAlign w:val="center"/>
+          </w:tcPr>
+          <w:p>
+            <w:r>
+              <w:rPr>
+                <w:rFonts w:hint="eastAsia"/>
+              </w:rPr>
+              <w:t xml:space="preserve">站内信测试项</w:t>
+            </w:r>
+          </w:p>
+        </w:tc>
+        <w:tc>
+          <w:tcPr>
+            <w:tcW w:w="1017" w:type="pct"/>
+            <w:vAlign w:val="center"/>
+          </w:tcPr>
+          <w:p>
+            <w:r>
+              <w:rPr>
+                <w:rFonts w:hint="eastAsia"/>
+              </w:rPr>
+              <w:t xml:space="preserve">XQ_FT_DDDD</w:t>
+            </w:r>
+          </w:p>
+        </w:tc>
+        <w:tc>
+          <w:tcPr>
+            <w:tcW w:w="784" w:type="pct"/>
+            <w:vAlign w:val="center"/>
+          </w:tcPr>
+          <w:p>
+            <w:r>
+              <w:rPr>
+                <w:rFonts w:hint="eastAsia"/>
+              </w:rPr>
+              <w:t xml:space="preserve">3.3.3</w:t>
+            </w:r>
+          </w:p>
+        </w:tc>
+        <w:tc>
+          <w:tcPr>
+            <w:tcW w:w="1245" w:type="pct"/>
+            <w:vAlign w:val="center"/>
+          </w:tcPr>
+          <w:p>
+            <w:r>
+              <w:rPr>
+                <w:rFonts w:hint="eastAsia"/>
+              </w:rPr>
+              <w:t xml:space="preserve">测试设计需求首轮哟</w:t>
             </w:r>
           </w:p>
         </w:tc>
@@ -572,7 +853,7 @@
 </file>
 
 <file path=word/endnotes.xml><?xml version="1.0" encoding="utf-8"?>
-<w:endnotes xmlns:wpc="http://schemas.microsoft.com/office/word/2010/wordprocessingCanvas" xmlns:cx="http://schemas.microsoft.com/office/drawing/2014/chartex" xmlns:cx1="http://schemas.microsoft.com/office/drawing/2015/9/8/chartex" xmlns:cx2="http://schemas.microsoft.com/office/drawing/2015/10/21/chartex" xmlns:cx3="http://schemas.microsoft.com/office/drawing/2016/5/9/chartex" xmlns:cx4="http://schemas.microsoft.com/office/drawing/2016/5/10/chartex" xmlns:cx5="http://schemas.microsoft.com/office/drawing/2016/5/11/chartex" xmlns:cx6="http://schemas.microsoft.com/office/drawing/2016/5/12/chartex" xmlns:cx7="http://schemas.microsoft.com/office/drawing/2016/5/13/chartex" xmlns:cx8="http://schemas.microsoft.com/office/drawing/2016/5/14/chartex" xmlns:mc="http://schemas.openxmlformats.org/markup-compatibility/2006" xmlns:aink="http://schemas.microsoft.com/office/drawing/2016/ink" xmlns:am3d="http://schemas.microsoft.com/office/drawing/2017/model3d" xmlns:o="urn:schemas-microsoft-com:office:office" xmlns:oel="http://schemas.microsoft.com/office/2019/extlst" xmlns:r="http://schemas.openxmlformats.org/officeDocument/2006/relationships" xmlns:m="http://schemas.openxmlformats.org/officeDocument/2006/math" xmlns:v="urn:schemas-microsoft-com:vml" xmlns:wp14="http://schemas.microsoft.com/office/word/2010/wordprocessingDrawing" xmlns:wp="http://schemas.openxmlformats.org/drawingml/2006/wordprocessingDrawing" xmlns:w10="urn:schemas-microsoft-com:office:word" xmlns:w="http://schemas.openxmlformats.org/wordprocessingml/2006/main" xmlns:w14="http://schemas.microsoft.com/office/word/2010/wordml" xmlns:w15="http://schemas.microsoft.com/office/word/2012/wordml" xmlns:w16cex="http://schemas.microsoft.com/office/word/2018/wordml/cex" xmlns:w16cid="http://schemas.microsoft.com/office/word/2016/wordml/cid" xmlns:w16="http://schemas.microsoft.com/office/word/2018/wordml" xmlns:w16sdtdh="http://schemas.microsoft.com/office/word/2020/wordml/sdtdatahash" xmlns:w16se="http://schemas.microsoft.com/office/word/2015/wordml/symex" xmlns:wpg="http://schemas.microsoft.com/office/word/2010/wordprocessingGroup" xmlns:wpi="http://schemas.microsoft.com/office/word/2010/wordprocessingInk" xmlns:wne="http://schemas.microsoft.com/office/word/2006/wordml" xmlns:wps="http://schemas.microsoft.com/office/word/2010/wordprocessingShape" mc:Ignorable="w14 w15 w16se w16cid w16 w16cex w16sdtdh wp14">
+<w:endnotes xmlns:wpc="http://schemas.microsoft.com/office/word/2010/wordprocessingCanvas" xmlns:cx="http://schemas.microsoft.com/office/drawing/2014/chartex" xmlns:cx1="http://schemas.microsoft.com/office/drawing/2015/9/8/chartex" xmlns:cx2="http://schemas.microsoft.com/office/drawing/2015/10/21/chartex" xmlns:cx3="http://schemas.microsoft.com/office/drawing/2016/5/9/chartex" xmlns:cx4="http://schemas.microsoft.com/office/drawing/2016/5/10/chartex" xmlns:cx5="http://schemas.microsoft.com/office/drawing/2016/5/11/chartex" xmlns:cx6="http://schemas.microsoft.com/office/drawing/2016/5/12/chartex" xmlns:cx7="http://schemas.microsoft.com/office/drawing/2016/5/13/chartex" xmlns:cx8="http://schemas.microsoft.com/office/drawing/2016/5/14/chartex" xmlns:mc="http://schemas.openxmlformats.org/markup-compatibility/2006" xmlns:aink="http://schemas.microsoft.com/office/drawing/2016/ink" xmlns:am3d="http://schemas.microsoft.com/office/drawing/2017/model3d" xmlns:o="urn:schemas-microsoft-com:office:office" xmlns:oel="http://schemas.microsoft.com/office/2019/extlst" xmlns:r="http://schemas.openxmlformats.org/officeDocument/2006/relationships" xmlns:m="http://schemas.openxmlformats.org/officeDocument/2006/math" xmlns:v="urn:schemas-microsoft-com:vml" xmlns:wp14="http://schemas.microsoft.com/office/word/2010/wordprocessingDrawing" xmlns:wp="http://schemas.openxmlformats.org/drawingml/2006/wordprocessingDrawing" xmlns:w10="urn:schemas-microsoft-com:office:word" xmlns:w="http://schemas.openxmlformats.org/wordprocessingml/2006/main" xmlns:w14="http://schemas.microsoft.com/office/word/2010/wordml" xmlns:w15="http://schemas.microsoft.com/office/word/2012/wordml" xmlns:w16cex="http://schemas.microsoft.com/office/word/2018/wordml/cex" xmlns:w16cid="http://schemas.microsoft.com/office/word/2016/wordml/cid" xmlns:w16="http://schemas.microsoft.com/office/word/2018/wordml" xmlns:w16du="http://schemas.microsoft.com/office/word/2023/wordml/word16du" xmlns:w16sdtdh="http://schemas.microsoft.com/office/word/2020/wordml/sdtdatahash" xmlns:w16se="http://schemas.microsoft.com/office/word/2015/wordml/symex" xmlns:wpg="http://schemas.microsoft.com/office/word/2010/wordprocessingGroup" xmlns:wpi="http://schemas.microsoft.com/office/word/2010/wordprocessingInk" xmlns:wne="http://schemas.microsoft.com/office/word/2006/wordml" xmlns:wps="http://schemas.microsoft.com/office/word/2010/wordprocessingShape" mc:Ignorable="w14 w15 w16se w16cid w16 w16cex w16sdtdh w16du wp14">
   <w:endnote w:type="separator" w:id="-1">
     <w:p>
       <w:r>
@@ -591,7 +872,7 @@
 </file>
 
 <file path=word/footer1.xml><?xml version="1.0" encoding="utf-8"?>
-<w:ftr xmlns:wpc="http://schemas.microsoft.com/office/word/2010/wordprocessingCanvas" xmlns:cx="http://schemas.microsoft.com/office/drawing/2014/chartex" xmlns:cx1="http://schemas.microsoft.com/office/drawing/2015/9/8/chartex" xmlns:cx2="http://schemas.microsoft.com/office/drawing/2015/10/21/chartex" xmlns:cx3="http://schemas.microsoft.com/office/drawing/2016/5/9/chartex" xmlns:cx4="http://schemas.microsoft.com/office/drawing/2016/5/10/chartex" xmlns:cx5="http://schemas.microsoft.com/office/drawing/2016/5/11/chartex" xmlns:cx6="http://schemas.microsoft.com/office/drawing/2016/5/12/chartex" xmlns:cx7="http://schemas.microsoft.com/office/drawing/2016/5/13/chartex" xmlns:cx8="http://schemas.microsoft.com/office/drawing/2016/5/14/chartex" xmlns:mc="http://schemas.openxmlformats.org/markup-compatibility/2006" xmlns:aink="http://schemas.microsoft.com/office/drawing/2016/ink" xmlns:am3d="http://schemas.microsoft.com/office/drawing/2017/model3d" xmlns:o="urn:schemas-microsoft-com:office:office" xmlns:oel="http://schemas.microsoft.com/office/2019/extlst" xmlns:r="http://schemas.openxmlformats.org/officeDocument/2006/relationships" xmlns:m="http://schemas.openxmlformats.org/officeDocument/2006/math" xmlns:v="urn:schemas-microsoft-com:vml" xmlns:wp14="http://schemas.microsoft.com/office/word/2010/wordprocessingDrawing" xmlns:wp="http://schemas.openxmlformats.org/drawingml/2006/wordprocessingDrawing" xmlns:w10="urn:schemas-microsoft-com:office:word" xmlns:w="http://schemas.openxmlformats.org/wordprocessingml/2006/main" xmlns:w14="http://schemas.microsoft.com/office/word/2010/wordml" xmlns:w15="http://schemas.microsoft.com/office/word/2012/wordml" xmlns:w16cex="http://schemas.microsoft.com/office/word/2018/wordml/cex" xmlns:w16cid="http://schemas.microsoft.com/office/word/2016/wordml/cid" xmlns:w16="http://schemas.microsoft.com/office/word/2018/wordml" xmlns:w16sdtdh="http://schemas.microsoft.com/office/word/2020/wordml/sdtdatahash" xmlns:w16se="http://schemas.microsoft.com/office/word/2015/wordml/symex" xmlns:wpg="http://schemas.microsoft.com/office/word/2010/wordprocessingGroup" xmlns:wpi="http://schemas.microsoft.com/office/word/2010/wordprocessingInk" xmlns:wne="http://schemas.microsoft.com/office/word/2006/wordml" xmlns:wps="http://schemas.microsoft.com/office/word/2010/wordprocessingShape" mc:Ignorable="w14 w15 w16se w16cid w16 w16cex w16sdtdh wp14">
+<w:ftr xmlns:wpc="http://schemas.microsoft.com/office/word/2010/wordprocessingCanvas" xmlns:cx="http://schemas.microsoft.com/office/drawing/2014/chartex" xmlns:cx1="http://schemas.microsoft.com/office/drawing/2015/9/8/chartex" xmlns:cx2="http://schemas.microsoft.com/office/drawing/2015/10/21/chartex" xmlns:cx3="http://schemas.microsoft.com/office/drawing/2016/5/9/chartex" xmlns:cx4="http://schemas.microsoft.com/office/drawing/2016/5/10/chartex" xmlns:cx5="http://schemas.microsoft.com/office/drawing/2016/5/11/chartex" xmlns:cx6="http://schemas.microsoft.com/office/drawing/2016/5/12/chartex" xmlns:cx7="http://schemas.microsoft.com/office/drawing/2016/5/13/chartex" xmlns:cx8="http://schemas.microsoft.com/office/drawing/2016/5/14/chartex" xmlns:mc="http://schemas.openxmlformats.org/markup-compatibility/2006" xmlns:aink="http://schemas.microsoft.com/office/drawing/2016/ink" xmlns:am3d="http://schemas.microsoft.com/office/drawing/2017/model3d" xmlns:o="urn:schemas-microsoft-com:office:office" xmlns:oel="http://schemas.microsoft.com/office/2019/extlst" xmlns:r="http://schemas.openxmlformats.org/officeDocument/2006/relationships" xmlns:m="http://schemas.openxmlformats.org/officeDocument/2006/math" xmlns:v="urn:schemas-microsoft-com:vml" xmlns:wp14="http://schemas.microsoft.com/office/word/2010/wordprocessingDrawing" xmlns:wp="http://schemas.openxmlformats.org/drawingml/2006/wordprocessingDrawing" xmlns:w10="urn:schemas-microsoft-com:office:word" xmlns:w="http://schemas.openxmlformats.org/wordprocessingml/2006/main" xmlns:w14="http://schemas.microsoft.com/office/word/2010/wordml" xmlns:w15="http://schemas.microsoft.com/office/word/2012/wordml" xmlns:w16cex="http://schemas.microsoft.com/office/word/2018/wordml/cex" xmlns:w16cid="http://schemas.microsoft.com/office/word/2016/wordml/cid" xmlns:w16="http://schemas.microsoft.com/office/word/2018/wordml" xmlns:w16du="http://schemas.microsoft.com/office/word/2023/wordml/word16du" xmlns:w16sdtdh="http://schemas.microsoft.com/office/word/2020/wordml/sdtdatahash" xmlns:w16se="http://schemas.microsoft.com/office/word/2015/wordml/symex" xmlns:wpg="http://schemas.microsoft.com/office/word/2010/wordprocessingGroup" xmlns:wpi="http://schemas.microsoft.com/office/word/2010/wordprocessingInk" xmlns:wne="http://schemas.microsoft.com/office/word/2006/wordml" xmlns:wps="http://schemas.microsoft.com/office/word/2010/wordprocessingShape" mc:Ignorable="w14 w15 w16se w16cid w16 w16cex w16sdtdh w16du wp14">
   <w:p>
     <w:pPr>
       <w:ind w:firstLine="360"/>
@@ -601,7 +882,7 @@
 </file>
 
 <file path=word/footnotes.xml><?xml version="1.0" encoding="utf-8"?>
-<w:footnotes xmlns:wpc="http://schemas.microsoft.com/office/word/2010/wordprocessingCanvas" xmlns:cx="http://schemas.microsoft.com/office/drawing/2014/chartex" xmlns:cx1="http://schemas.microsoft.com/office/drawing/2015/9/8/chartex" xmlns:cx2="http://schemas.microsoft.com/office/drawing/2015/10/21/chartex" xmlns:cx3="http://schemas.microsoft.com/office/drawing/2016/5/9/chartex" xmlns:cx4="http://schemas.microsoft.com/office/drawing/2016/5/10/chartex" xmlns:cx5="http://schemas.microsoft.com/office/drawing/2016/5/11/chartex" xmlns:cx6="http://schemas.microsoft.com/office/drawing/2016/5/12/chartex" xmlns:cx7="http://schemas.microsoft.com/office/drawing/2016/5/13/chartex" xmlns:cx8="http://schemas.microsoft.com/office/drawing/2016/5/14/chartex" xmlns:mc="http://schemas.openxmlformats.org/markup-compatibility/2006" xmlns:aink="http://schemas.microsoft.com/office/drawing/2016/ink" xmlns:am3d="http://schemas.microsoft.com/office/drawing/2017/model3d" xmlns:o="urn:schemas-microsoft-com:office:office" xmlns:oel="http://schemas.microsoft.com/office/2019/extlst" xmlns:r="http://schemas.openxmlformats.org/officeDocument/2006/relationships" xmlns:m="http://schemas.openxmlformats.org/officeDocument/2006/math" xmlns:v="urn:schemas-microsoft-com:vml" xmlns:wp14="http://schemas.microsoft.com/office/word/2010/wordprocessingDrawing" xmlns:wp="http://schemas.openxmlformats.org/drawingml/2006/wordprocessingDrawing" xmlns:w10="urn:schemas-microsoft-com:office:word" xmlns:w="http://schemas.openxmlformats.org/wordprocessingml/2006/main" xmlns:w14="http://schemas.microsoft.com/office/word/2010/wordml" xmlns:w15="http://schemas.microsoft.com/office/word/2012/wordml" xmlns:w16cex="http://schemas.microsoft.com/office/word/2018/wordml/cex" xmlns:w16cid="http://schemas.microsoft.com/office/word/2016/wordml/cid" xmlns:w16="http://schemas.microsoft.com/office/word/2018/wordml" xmlns:w16sdtdh="http://schemas.microsoft.com/office/word/2020/wordml/sdtdatahash" xmlns:w16se="http://schemas.microsoft.com/office/word/2015/wordml/symex" xmlns:wpg="http://schemas.microsoft.com/office/word/2010/wordprocessingGroup" xmlns:wpi="http://schemas.microsoft.com/office/word/2010/wordprocessingInk" xmlns:wne="http://schemas.microsoft.com/office/word/2006/wordml" xmlns:wps="http://schemas.microsoft.com/office/word/2010/wordprocessingShape" mc:Ignorable="w14 w15 w16se w16cid w16 w16cex w16sdtdh wp14">
+<w:footnotes xmlns:wpc="http://schemas.microsoft.com/office/word/2010/wordprocessingCanvas" xmlns:cx="http://schemas.microsoft.com/office/drawing/2014/chartex" xmlns:cx1="http://schemas.microsoft.com/office/drawing/2015/9/8/chartex" xmlns:cx2="http://schemas.microsoft.com/office/drawing/2015/10/21/chartex" xmlns:cx3="http://schemas.microsoft.com/office/drawing/2016/5/9/chartex" xmlns:cx4="http://schemas.microsoft.com/office/drawing/2016/5/10/chartex" xmlns:cx5="http://schemas.microsoft.com/office/drawing/2016/5/11/chartex" xmlns:cx6="http://schemas.microsoft.com/office/drawing/2016/5/12/chartex" xmlns:cx7="http://schemas.microsoft.com/office/drawing/2016/5/13/chartex" xmlns:cx8="http://schemas.microsoft.com/office/drawing/2016/5/14/chartex" xmlns:mc="http://schemas.openxmlformats.org/markup-compatibility/2006" xmlns:aink="http://schemas.microsoft.com/office/drawing/2016/ink" xmlns:am3d="http://schemas.microsoft.com/office/drawing/2017/model3d" xmlns:o="urn:schemas-microsoft-com:office:office" xmlns:oel="http://schemas.microsoft.com/office/2019/extlst" xmlns:r="http://schemas.openxmlformats.org/officeDocument/2006/relationships" xmlns:m="http://schemas.openxmlformats.org/officeDocument/2006/math" xmlns:v="urn:schemas-microsoft-com:vml" xmlns:wp14="http://schemas.microsoft.com/office/word/2010/wordprocessingDrawing" xmlns:wp="http://schemas.openxmlformats.org/drawingml/2006/wordprocessingDrawing" xmlns:w10="urn:schemas-microsoft-com:office:word" xmlns:w="http://schemas.openxmlformats.org/wordprocessingml/2006/main" xmlns:w14="http://schemas.microsoft.com/office/word/2010/wordml" xmlns:w15="http://schemas.microsoft.com/office/word/2012/wordml" xmlns:w16cex="http://schemas.microsoft.com/office/word/2018/wordml/cex" xmlns:w16cid="http://schemas.microsoft.com/office/word/2016/wordml/cid" xmlns:w16="http://schemas.microsoft.com/office/word/2018/wordml" xmlns:w16du="http://schemas.microsoft.com/office/word/2023/wordml/word16du" xmlns:w16sdtdh="http://schemas.microsoft.com/office/word/2020/wordml/sdtdatahash" xmlns:w16se="http://schemas.microsoft.com/office/word/2015/wordml/symex" xmlns:wpg="http://schemas.microsoft.com/office/word/2010/wordprocessingGroup" xmlns:wpi="http://schemas.microsoft.com/office/word/2010/wordprocessingInk" xmlns:wne="http://schemas.microsoft.com/office/word/2006/wordml" xmlns:wps="http://schemas.microsoft.com/office/word/2010/wordprocessingShape" mc:Ignorable="w14 w15 w16se w16cid w16 w16cex w16sdtdh w16du wp14">
   <w:footnote w:type="separator" w:id="-1">
     <w:p>
       <w:r>
@@ -620,7 +901,7 @@
 </file>
 
 <file path=word/header1.xml><?xml version="1.0" encoding="utf-8"?>
-<w:hdr xmlns:wpc="http://schemas.microsoft.com/office/word/2010/wordprocessingCanvas" xmlns:cx="http://schemas.microsoft.com/office/drawing/2014/chartex" xmlns:cx1="http://schemas.microsoft.com/office/drawing/2015/9/8/chartex" xmlns:cx2="http://schemas.microsoft.com/office/drawing/2015/10/21/chartex" xmlns:cx3="http://schemas.microsoft.com/office/drawing/2016/5/9/chartex" xmlns:cx4="http://schemas.microsoft.com/office/drawing/2016/5/10/chartex" xmlns:cx5="http://schemas.microsoft.com/office/drawing/2016/5/11/chartex" xmlns:cx6="http://schemas.microsoft.com/office/drawing/2016/5/12/chartex" xmlns:cx7="http://schemas.microsoft.com/office/drawing/2016/5/13/chartex" xmlns:cx8="http://schemas.microsoft.com/office/drawing/2016/5/14/chartex" xmlns:mc="http://schemas.openxmlformats.org/markup-compatibility/2006" xmlns:aink="http://schemas.microsoft.com/office/drawing/2016/ink" xmlns:am3d="http://schemas.microsoft.com/office/drawing/2017/model3d" xmlns:o="urn:schemas-microsoft-com:office:office" xmlns:oel="http://schemas.microsoft.com/office/2019/extlst" xmlns:r="http://schemas.openxmlformats.org/officeDocument/2006/relationships" xmlns:m="http://schemas.openxmlformats.org/officeDocument/2006/math" xmlns:v="urn:schemas-microsoft-com:vml" xmlns:wp14="http://schemas.microsoft.com/office/word/2010/wordprocessingDrawing" xmlns:wp="http://schemas.openxmlformats.org/drawingml/2006/wordprocessingDrawing" xmlns:w10="urn:schemas-microsoft-com:office:word" xmlns:w="http://schemas.openxmlformats.org/wordprocessingml/2006/main" xmlns:w14="http://schemas.microsoft.com/office/word/2010/wordml" xmlns:w15="http://schemas.microsoft.com/office/word/2012/wordml" xmlns:w16cex="http://schemas.microsoft.com/office/word/2018/wordml/cex" xmlns:w16cid="http://schemas.microsoft.com/office/word/2016/wordml/cid" xmlns:w16="http://schemas.microsoft.com/office/word/2018/wordml" xmlns:w16sdtdh="http://schemas.microsoft.com/office/word/2020/wordml/sdtdatahash" xmlns:w16se="http://schemas.microsoft.com/office/word/2015/wordml/symex" xmlns:wpg="http://schemas.microsoft.com/office/word/2010/wordprocessingGroup" xmlns:wpi="http://schemas.microsoft.com/office/word/2010/wordprocessingInk" xmlns:wne="http://schemas.microsoft.com/office/word/2006/wordml" xmlns:wps="http://schemas.microsoft.com/office/word/2010/wordprocessingShape" mc:Ignorable="w14 w15 w16se w16cid w16 w16cex w16sdtdh wp14">
+<w:hdr xmlns:wpc="http://schemas.microsoft.com/office/word/2010/wordprocessingCanvas" xmlns:cx="http://schemas.microsoft.com/office/drawing/2014/chartex" xmlns:cx1="http://schemas.microsoft.com/office/drawing/2015/9/8/chartex" xmlns:cx2="http://schemas.microsoft.com/office/drawing/2015/10/21/chartex" xmlns:cx3="http://schemas.microsoft.com/office/drawing/2016/5/9/chartex" xmlns:cx4="http://schemas.microsoft.com/office/drawing/2016/5/10/chartex" xmlns:cx5="http://schemas.microsoft.com/office/drawing/2016/5/11/chartex" xmlns:cx6="http://schemas.microsoft.com/office/drawing/2016/5/12/chartex" xmlns:cx7="http://schemas.microsoft.com/office/drawing/2016/5/13/chartex" xmlns:cx8="http://schemas.microsoft.com/office/drawing/2016/5/14/chartex" xmlns:mc="http://schemas.openxmlformats.org/markup-compatibility/2006" xmlns:aink="http://schemas.microsoft.com/office/drawing/2016/ink" xmlns:am3d="http://schemas.microsoft.com/office/drawing/2017/model3d" xmlns:o="urn:schemas-microsoft-com:office:office" xmlns:oel="http://schemas.microsoft.com/office/2019/extlst" xmlns:r="http://schemas.openxmlformats.org/officeDocument/2006/relationships" xmlns:m="http://schemas.openxmlformats.org/officeDocument/2006/math" xmlns:v="urn:schemas-microsoft-com:vml" xmlns:wp14="http://schemas.microsoft.com/office/word/2010/wordprocessingDrawing" xmlns:wp="http://schemas.openxmlformats.org/drawingml/2006/wordprocessingDrawing" xmlns:w10="urn:schemas-microsoft-com:office:word" xmlns:w="http://schemas.openxmlformats.org/wordprocessingml/2006/main" xmlns:w14="http://schemas.microsoft.com/office/word/2010/wordml" xmlns:w15="http://schemas.microsoft.com/office/word/2012/wordml" xmlns:w16cex="http://schemas.microsoft.com/office/word/2018/wordml/cex" xmlns:w16cid="http://schemas.microsoft.com/office/word/2016/wordml/cid" xmlns:w16="http://schemas.microsoft.com/office/word/2018/wordml" xmlns:w16du="http://schemas.microsoft.com/office/word/2023/wordml/word16du" xmlns:w16sdtdh="http://schemas.microsoft.com/office/word/2020/wordml/sdtdatahash" xmlns:w16se="http://schemas.microsoft.com/office/word/2015/wordml/symex" xmlns:wpg="http://schemas.microsoft.com/office/word/2010/wordprocessingGroup" xmlns:wpi="http://schemas.microsoft.com/office/word/2010/wordprocessingInk" xmlns:wne="http://schemas.microsoft.com/office/word/2006/wordml" xmlns:wps="http://schemas.microsoft.com/office/word/2010/wordprocessingShape" mc:Ignorable="w14 w15 w16se w16cid w16 w16cex w16sdtdh w16du wp14">
   <w:p>
     <w:pPr>
       <w:ind w:firstLine="360"/>
@@ -630,7 +911,7 @@
 </file>
 
 <file path=word/numbering.xml><?xml version="1.0" encoding="utf-8"?>
-<w:numbering xmlns:wpc="http://schemas.microsoft.com/office/word/2010/wordprocessingCanvas" xmlns:cx="http://schemas.microsoft.com/office/drawing/2014/chartex" xmlns:cx1="http://schemas.microsoft.com/office/drawing/2015/9/8/chartex" xmlns:cx2="http://schemas.microsoft.com/office/drawing/2015/10/21/chartex" xmlns:cx3="http://schemas.microsoft.com/office/drawing/2016/5/9/chartex" xmlns:cx4="http://schemas.microsoft.com/office/drawing/2016/5/10/chartex" xmlns:cx5="http://schemas.microsoft.com/office/drawing/2016/5/11/chartex" xmlns:cx6="http://schemas.microsoft.com/office/drawing/2016/5/12/chartex" xmlns:cx7="http://schemas.microsoft.com/office/drawing/2016/5/13/chartex" xmlns:cx8="http://schemas.microsoft.com/office/drawing/2016/5/14/chartex" xmlns:mc="http://schemas.openxmlformats.org/markup-compatibility/2006" xmlns:aink="http://schemas.microsoft.com/office/drawing/2016/ink" xmlns:am3d="http://schemas.microsoft.com/office/drawing/2017/model3d" xmlns:o="urn:schemas-microsoft-com:office:office" xmlns:oel="http://schemas.microsoft.com/office/2019/extlst" xmlns:r="http://schemas.openxmlformats.org/officeDocument/2006/relationships" xmlns:m="http://schemas.openxmlformats.org/officeDocument/2006/math" xmlns:v="urn:schemas-microsoft-com:vml" xmlns:wp14="http://schemas.microsoft.com/office/word/2010/wordprocessingDrawing" xmlns:wp="http://schemas.openxmlformats.org/drawingml/2006/wordprocessingDrawing" xmlns:w10="urn:schemas-microsoft-com:office:word" xmlns:w="http://schemas.openxmlformats.org/wordprocessingml/2006/main" xmlns:w14="http://schemas.microsoft.com/office/word/2010/wordml" xmlns:w15="http://schemas.microsoft.com/office/word/2012/wordml" xmlns:w16cex="http://schemas.microsoft.com/office/word/2018/wordml/cex" xmlns:w16cid="http://schemas.microsoft.com/office/word/2016/wordml/cid" xmlns:w16="http://schemas.microsoft.com/office/word/2018/wordml" xmlns:w16sdtdh="http://schemas.microsoft.com/office/word/2020/wordml/sdtdatahash" xmlns:w16se="http://schemas.microsoft.com/office/word/2015/wordml/symex" xmlns:wpg="http://schemas.microsoft.com/office/word/2010/wordprocessingGroup" xmlns:wpi="http://schemas.microsoft.com/office/word/2010/wordprocessingInk" xmlns:wne="http://schemas.microsoft.com/office/word/2006/wordml" xmlns:wps="http://schemas.microsoft.com/office/word/2010/wordprocessingShape" mc:Ignorable="w14 w15 w16se w16cid w16 w16cex w16sdtdh wp14">
+<w:numbering xmlns:wpc="http://schemas.microsoft.com/office/word/2010/wordprocessingCanvas" xmlns:cx="http://schemas.microsoft.com/office/drawing/2014/chartex" xmlns:cx1="http://schemas.microsoft.com/office/drawing/2015/9/8/chartex" xmlns:cx2="http://schemas.microsoft.com/office/drawing/2015/10/21/chartex" xmlns:cx3="http://schemas.microsoft.com/office/drawing/2016/5/9/chartex" xmlns:cx4="http://schemas.microsoft.com/office/drawing/2016/5/10/chartex" xmlns:cx5="http://schemas.microsoft.com/office/drawing/2016/5/11/chartex" xmlns:cx6="http://schemas.microsoft.com/office/drawing/2016/5/12/chartex" xmlns:cx7="http://schemas.microsoft.com/office/drawing/2016/5/13/chartex" xmlns:cx8="http://schemas.microsoft.com/office/drawing/2016/5/14/chartex" xmlns:mc="http://schemas.openxmlformats.org/markup-compatibility/2006" xmlns:aink="http://schemas.microsoft.com/office/drawing/2016/ink" xmlns:am3d="http://schemas.microsoft.com/office/drawing/2017/model3d" xmlns:o="urn:schemas-microsoft-com:office:office" xmlns:oel="http://schemas.microsoft.com/office/2019/extlst" xmlns:r="http://schemas.openxmlformats.org/officeDocument/2006/relationships" xmlns:m="http://schemas.openxmlformats.org/officeDocument/2006/math" xmlns:v="urn:schemas-microsoft-com:vml" xmlns:wp14="http://schemas.microsoft.com/office/word/2010/wordprocessingDrawing" xmlns:wp="http://schemas.openxmlformats.org/drawingml/2006/wordprocessingDrawing" xmlns:w10="urn:schemas-microsoft-com:office:word" xmlns:w="http://schemas.openxmlformats.org/wordprocessingml/2006/main" xmlns:w14="http://schemas.microsoft.com/office/word/2010/wordml" xmlns:w15="http://schemas.microsoft.com/office/word/2012/wordml" xmlns:w16cex="http://schemas.microsoft.com/office/word/2018/wordml/cex" xmlns:w16cid="http://schemas.microsoft.com/office/word/2016/wordml/cid" xmlns:w16="http://schemas.microsoft.com/office/word/2018/wordml" xmlns:w16du="http://schemas.microsoft.com/office/word/2023/wordml/word16du" xmlns:w16sdtdh="http://schemas.microsoft.com/office/word/2020/wordml/sdtdatahash" xmlns:w16se="http://schemas.microsoft.com/office/word/2015/wordml/symex" xmlns:wpg="http://schemas.microsoft.com/office/word/2010/wordprocessingGroup" xmlns:wpi="http://schemas.microsoft.com/office/word/2010/wordprocessingInk" xmlns:wne="http://schemas.microsoft.com/office/word/2006/wordml" xmlns:wps="http://schemas.microsoft.com/office/word/2010/wordprocessingShape" mc:Ignorable="w14 w15 w16se w16cid w16 w16cex w16sdtdh w16du wp14">
   <w:abstractNum w:abstractNumId="0" w15:restartNumberingAfterBreak="0">
     <w:nsid w:val="FFFFFF7E"/>
     <w:multiLevelType w:val="singleLevel"/>
@@ -7092,7 +7373,7 @@
 </file>
 
 <file path=word/styles.xml><?xml version="1.0" encoding="utf-8"?>
-<w:styles xmlns:mc="http://schemas.openxmlformats.org/markup-compatibility/2006" xmlns:r="http://schemas.openxmlformats.org/officeDocument/2006/relationships" xmlns:w="http://schemas.openxmlformats.org/wordprocessingml/2006/main" xmlns:w14="http://schemas.microsoft.com/office/word/2010/wordml" xmlns:w15="http://schemas.microsoft.com/office/word/2012/wordml" xmlns:w16cex="http://schemas.microsoft.com/office/word/2018/wordml/cex" xmlns:w16cid="http://schemas.microsoft.com/office/word/2016/wordml/cid" xmlns:w16="http://schemas.microsoft.com/office/word/2018/wordml" xmlns:w16sdtdh="http://schemas.microsoft.com/office/word/2020/wordml/sdtdatahash" xmlns:w16se="http://schemas.microsoft.com/office/word/2015/wordml/symex" mc:Ignorable="w14 w15 w16se w16cid w16 w16cex w16sdtdh">
+<w:styles xmlns:mc="http://schemas.openxmlformats.org/markup-compatibility/2006" xmlns:r="http://schemas.openxmlformats.org/officeDocument/2006/relationships" xmlns:w="http://schemas.openxmlformats.org/wordprocessingml/2006/main" xmlns:w14="http://schemas.microsoft.com/office/word/2010/wordml" xmlns:w15="http://schemas.microsoft.com/office/word/2012/wordml" xmlns:w16cex="http://schemas.microsoft.com/office/word/2018/wordml/cex" xmlns:w16cid="http://schemas.microsoft.com/office/word/2016/wordml/cid" xmlns:w16="http://schemas.microsoft.com/office/word/2018/wordml" xmlns:w16du="http://schemas.microsoft.com/office/word/2023/wordml/word16du" xmlns:w16sdtdh="http://schemas.microsoft.com/office/word/2020/wordml/sdtdatahash" xmlns:w16se="http://schemas.microsoft.com/office/word/2015/wordml/symex" mc:Ignorable="w14 w15 w16se w16cid w16 w16cex w16sdtdh w16du">
   <w:docDefaults>
     <w:rPrDefault>
       <w:rPr>

--- a/media/R4444/output_dir/反向需求规格追踪表.docx
+++ b/media/R4444/output_dir/反向需求规格追踪表.docx
@@ -616,7 +616,7 @@
               <w:rPr>
                 <w:rFonts w:hint="eastAsia"/>
               </w:rPr>
-              <w:t xml:space="preserve">XQ_FT_CCCC</w:t>
+              <w:t xml:space="preserve">XQ_SU_CCCC</w:t>
             </w:r>
           </w:p>
         </w:tc>
@@ -710,7 +710,7 @@
               <w:rPr>
                 <w:rFonts w:hint="eastAsia"/>
               </w:rPr>
-              <w:t xml:space="preserve">XQ_FT_PPPP</w:t>
+              <w:t xml:space="preserve">XQ_SU_PPPP</w:t>
             </w:r>
           </w:p>
         </w:tc>
@@ -804,7 +804,7 @@
               <w:rPr>
                 <w:rFonts w:hint="eastAsia"/>
               </w:rPr>
-              <w:t xml:space="preserve">XQ_FT_DDDD</w:t>
+              <w:t xml:space="preserve">XQ_SU_DDDD</w:t>
             </w:r>
           </w:p>
         </w:tc>
